--- a/de/wisdom-stories/father-and-son.docx
+++ b/de/wisdom-stories/father-and-son.docx
@@ -248,7 +248,7 @@
         <w:rPr>
           <w:lang/>
         </w:rPr>
-        <w:t>„Ich werde dich nicht drängen. Aber dein Vater hat mir etwas für dich aufgetragen. Du sollst mit dem Mann vorsichtig sein, mit dem du seit einem Monat befreundet bist. Und mit deinem alten Freund solltest du dich wieder vertragen.“</w:t>
+        <w:t>„Ich werde dich nicht drängen. Aber dein Vater hat mir eine Nachricht für dich mitgegeben. Du sollst mit dem Mann vorsichtig sein, mit dem du seit einem Monat befreundet bist. Und mit deinem alten Freund solltest du dich wieder vertragen.“</w:t>
       </w:r>
     </w:p>
     <w:p>
